--- a/zht/docx/32.content.docx
+++ b/zht/docx/32.content.docx
@@ -28,22 +28,6 @@
       </w:r>
     </w:p>
     <w:p>
-      <w:pPr>
-        <w:pStyle w:val="Heading2"/>
-      </w:pPr>
-      <w:r>
-        <w:rPr>
-          <w:lang w:val="zh_TW" w:bidi="zh_TW"/>
-        </w:rPr>
-        <w:t>License Information</w:t>
-      </w:r>
-      <w:r>
-        <w:rPr>
-          <w:lang w:val="zh_TW" w:bidi="zh_TW"/>
-        </w:rPr>
-      </w:r>
-    </w:p>
-    <w:p>
       <w:pPr/>
       <w:r>
         <w:rPr>
@@ -55,86 +39,37 @@
           <w:b/>
           <w:lang w:val="zh_TW" w:bidi="zh_TW"/>
         </w:rPr>
-        <w:t>翻譯筆記 (unfoldingWord)</w:t>
-      </w:r>
-      <w:r>
-        <w:rPr>
-          <w:lang w:val="zh_TW" w:bidi="zh_TW"/>
-        </w:rPr>
-        <w:t xml:space="preserve"> (Chinese (Traditional)) is based on</w:t>
-      </w:r>
-      <w:r>
-        <w:rPr>
-          <w:lang w:val="zh_TW" w:bidi="zh_TW"/>
-        </w:rPr>
-        <w:t xml:space="preserve">: </w:t>
-      </w:r>
-      <w:r>
-        <w:rPr>
-          <w:lang w:val="zh_TW" w:bidi="zh_TW"/>
-        </w:rPr>
         <w:t>unfoldingWord® Translation Notes</w:t>
       </w:r>
       <w:r>
         <w:rPr>
           <w:lang w:val="zh_TW" w:bidi="zh_TW"/>
         </w:rPr>
-        <w:t xml:space="preserve">, </w:t>
-      </w:r>
-      <w:hyperlink r:id="rId13">
-        <w:r>
-          <w:rPr>
-            <w:lang w:val="zh_TW" w:bidi="zh_TW"/>
-          </w:rPr>
-          <w:rPr>
-            <w:color w:val="0000EE"/>
-            <w:u w:val="single"/>
-          </w:rPr>
-          <w:t>unfoldingWord</w:t>
-        </w:r>
-      </w:hyperlink>
-      <w:r>
-        <w:rPr>
-          <w:lang w:val="zh_TW" w:bidi="zh_TW"/>
-        </w:rPr>
-        <w:t xml:space="preserve">, 2022, which is licensed under a </w:t>
-      </w:r>
-      <w:hyperlink r:id="rId14">
-        <w:r>
-          <w:rPr>
-            <w:lang w:val="zh_TW" w:bidi="zh_TW"/>
-          </w:rPr>
-          <w:rPr>
-            <w:color w:val="0000EE"/>
-            <w:u w:val="single"/>
-          </w:rPr>
-          <w:t>CC BY-SA 4.0 license</w:t>
-        </w:r>
-      </w:hyperlink>
-      <w:r>
-        <w:rPr>
-          <w:lang w:val="zh_TW" w:bidi="zh_TW"/>
-        </w:rPr>
-        <w:t>.</w:t>
-      </w:r>
-      <w:r>
-        <w:rPr>
-          <w:lang w:val="zh_TW" w:bidi="zh_TW"/>
-        </w:rPr>
-      </w:r>
-    </w:p>
-    <w:p>
-      <w:pPr/>
-      <w:r>
-        <w:rPr>
-          <w:lang w:val="zh_TW" w:bidi="zh_TW"/>
-        </w:rPr>
-      </w:r>
-      <w:r>
-        <w:rPr>
-          <w:lang w:val="zh_TW" w:bidi="zh_TW"/>
-        </w:rPr>
-        <w:t>This PDF version is provided under the same license.</w:t>
+        <w:t xml:space="preserve"> © 2022 unfoldingWord. Released under CC BY-SA 4.0 license. </w:t>
+      </w:r>
+      <w:r>
+        <w:rPr>
+          <w:lang w:val="zh_TW" w:bidi="zh_TW"/>
+        </w:rPr>
+        <w:t>unfoldingWord® Translation Notes</w:t>
+      </w:r>
+      <w:r>
+        <w:rPr>
+          <w:lang w:val="zh_TW" w:bidi="zh_TW"/>
+        </w:rPr>
+        <w:t xml:space="preserve"> has been adapted in the following languages: Tok Pisin, Arabic (عربي), French (Français), Hindi (हिंदी), Indonesian (Bahasa Indonesia), Portuguese (Português), Russian (Русский), Spanish (Español), Swahili (Kiswahili), and Simplified Chinese (简体中文) from </w:t>
+      </w:r>
+      <w:r>
+        <w:rPr>
+          <w:lang w:val="zh_TW" w:bidi="zh_TW"/>
+        </w:rPr>
+        <w:t>unfoldingWord® Translation Notes</w:t>
+      </w:r>
+      <w:r>
+        <w:rPr>
+          <w:lang w:val="zh_TW" w:bidi="zh_TW"/>
+        </w:rPr>
+        <w:t xml:space="preserve"> © 2022 unfoldingWord. Released under CC BY-SA 4.0 license by Mission Mutual</w:t>
       </w:r>
       <w:r>
         <w:rPr>
@@ -839,7 +774,7 @@
         </w:rPr>
         <w:t>在第</w:t>
       </w:r>
-      <w:hyperlink r:id="rId15">
+      <w:hyperlink r:id="rId13">
         <w:r>
           <w:rPr>
             <w:lang w:val="zh_TW" w:bidi="zh_TW"/>
@@ -1742,7 +1677,7 @@
         </w:rPr>
         <w:t>在第2節中，約拿將一系列屬性歸於神。閱讀這本書的猶太讀者會認出這是神在西奈山與摩西交談時對自己所用的描述（見</w:t>
       </w:r>
-      <w:hyperlink r:id="rId16">
+      <w:hyperlink r:id="rId14">
         <w:r>
           <w:rPr>
             <w:lang w:val="zh_TW" w:bidi="zh_TW"/>
@@ -1881,7 +1816,7 @@
         </w:rPr>
         <w:t>有些譯本翻譯為「惡道」的希伯來文含義非常廣泛，其包括道德上的邪惡、物理上的邪惡以及所有不好的事物。神從不行道德上的邪惡。在第1節中，作者說約拿認為神憐憫並饒恕尼尼微人民的行為是邪惡的（和合本譯為：這事約拿大大不悅）。在第2節中，約拿描述神為「從邪惡中回心轉意（和合本譯為：後悔）」。在第6節中，約拿的情況和態度被描述為邪惡的（苦楚）。這發生在尼尼微人的行為在</w:t>
       </w:r>
-      <w:hyperlink r:id="rId17">
+      <w:hyperlink r:id="rId15">
         <w:r>
           <w:rPr>
             <w:lang w:val="zh_TW" w:bidi="zh_TW"/>
@@ -1899,7 +1834,7 @@
         </w:rPr>
         <w:t>、</w:t>
       </w:r>
-      <w:hyperlink r:id="rId18">
+      <w:hyperlink r:id="rId16">
         <w:r>
           <w:rPr>
             <w:lang w:val="zh_TW" w:bidi="zh_TW"/>
@@ -1917,7 +1852,7 @@
         </w:rPr>
         <w:t>和</w:t>
       </w:r>
-      <w:hyperlink r:id="rId19">
+      <w:hyperlink r:id="rId17">
         <w:r>
           <w:rPr>
             <w:lang w:val="zh_TW" w:bidi="zh_TW"/>
@@ -1935,7 +1870,7 @@
         </w:rPr>
         <w:t>中被描述為邪惡之後，以及水手在</w:t>
       </w:r>
-      <w:hyperlink r:id="rId20">
+      <w:hyperlink r:id="rId18">
         <w:r>
           <w:rPr>
             <w:lang w:val="zh_TW" w:bidi="zh_TW"/>

--- a/zht/docx/32.content.docx
+++ b/zht/docx/32.content.docx
@@ -28,6 +28,22 @@
       </w:r>
     </w:p>
     <w:p>
+      <w:pPr>
+        <w:pStyle w:val="Heading2"/>
+      </w:pPr>
+      <w:r>
+        <w:rPr>
+          <w:lang w:val="zh_TW" w:bidi="zh_TW"/>
+        </w:rPr>
+        <w:t>License Information</w:t>
+      </w:r>
+      <w:r>
+        <w:rPr>
+          <w:lang w:val="zh_TW" w:bidi="zh_TW"/>
+        </w:rPr>
+      </w:r>
+    </w:p>
+    <w:p>
       <w:pPr/>
       <w:r>
         <w:rPr>
@@ -39,37 +55,86 @@
           <w:b/>
           <w:lang w:val="zh_TW" w:bidi="zh_TW"/>
         </w:rPr>
+        <w:t>翻譯筆記 (unfoldingWord)</w:t>
+      </w:r>
+      <w:r>
+        <w:rPr>
+          <w:lang w:val="zh_TW" w:bidi="zh_TW"/>
+        </w:rPr>
+        <w:t xml:space="preserve"> (Chinese (Traditional)) is based on</w:t>
+      </w:r>
+      <w:r>
+        <w:rPr>
+          <w:lang w:val="zh_TW" w:bidi="zh_TW"/>
+        </w:rPr>
+        <w:t xml:space="preserve">: </w:t>
+      </w:r>
+      <w:r>
+        <w:rPr>
+          <w:lang w:val="zh_TW" w:bidi="zh_TW"/>
+        </w:rPr>
         <w:t>unfoldingWord® Translation Notes</w:t>
       </w:r>
       <w:r>
         <w:rPr>
           <w:lang w:val="zh_TW" w:bidi="zh_TW"/>
         </w:rPr>
-        <w:t xml:space="preserve"> © 2022 unfoldingWord. Released under CC BY-SA 4.0 license. </w:t>
-      </w:r>
-      <w:r>
-        <w:rPr>
-          <w:lang w:val="zh_TW" w:bidi="zh_TW"/>
-        </w:rPr>
-        <w:t>unfoldingWord® Translation Notes</w:t>
-      </w:r>
-      <w:r>
-        <w:rPr>
-          <w:lang w:val="zh_TW" w:bidi="zh_TW"/>
-        </w:rPr>
-        <w:t xml:space="preserve"> has been adapted in the following languages: Tok Pisin, Arabic (عربي), French (Français), Hindi (हिंदी), Indonesian (Bahasa Indonesia), Portuguese (Português), Russian (Русский), Spanish (Español), Swahili (Kiswahili), and Simplified Chinese (简体中文) from </w:t>
-      </w:r>
-      <w:r>
-        <w:rPr>
-          <w:lang w:val="zh_TW" w:bidi="zh_TW"/>
-        </w:rPr>
-        <w:t>unfoldingWord® Translation Notes</w:t>
-      </w:r>
-      <w:r>
-        <w:rPr>
-          <w:lang w:val="zh_TW" w:bidi="zh_TW"/>
-        </w:rPr>
-        <w:t xml:space="preserve"> © 2022 unfoldingWord. Released under CC BY-SA 4.0 license by Mission Mutual</w:t>
+        <w:t xml:space="preserve">, </w:t>
+      </w:r>
+      <w:hyperlink r:id="rId13">
+        <w:r>
+          <w:rPr>
+            <w:lang w:val="zh_TW" w:bidi="zh_TW"/>
+          </w:rPr>
+          <w:rPr>
+            <w:color w:val="0000EE"/>
+            <w:u w:val="single"/>
+          </w:rPr>
+          <w:t>unfoldingWord</w:t>
+        </w:r>
+      </w:hyperlink>
+      <w:r>
+        <w:rPr>
+          <w:lang w:val="zh_TW" w:bidi="zh_TW"/>
+        </w:rPr>
+        <w:t xml:space="preserve">, 2022, which is licensed under a </w:t>
+      </w:r>
+      <w:hyperlink r:id="rId14">
+        <w:r>
+          <w:rPr>
+            <w:lang w:val="zh_TW" w:bidi="zh_TW"/>
+          </w:rPr>
+          <w:rPr>
+            <w:color w:val="0000EE"/>
+            <w:u w:val="single"/>
+          </w:rPr>
+          <w:t>CC BY-SA 4.0 license</w:t>
+        </w:r>
+      </w:hyperlink>
+      <w:r>
+        <w:rPr>
+          <w:lang w:val="zh_TW" w:bidi="zh_TW"/>
+        </w:rPr>
+        <w:t>.</w:t>
+      </w:r>
+      <w:r>
+        <w:rPr>
+          <w:lang w:val="zh_TW" w:bidi="zh_TW"/>
+        </w:rPr>
+      </w:r>
+    </w:p>
+    <w:p>
+      <w:pPr/>
+      <w:r>
+        <w:rPr>
+          <w:lang w:val="zh_TW" w:bidi="zh_TW"/>
+        </w:rPr>
+      </w:r>
+      <w:r>
+        <w:rPr>
+          <w:lang w:val="zh_TW" w:bidi="zh_TW"/>
+        </w:rPr>
+        <w:t>This PDF version is provided under the same license.</w:t>
       </w:r>
       <w:r>
         <w:rPr>
@@ -774,7 +839,7 @@
         </w:rPr>
         <w:t>在第</w:t>
       </w:r>
-      <w:hyperlink r:id="rId13">
+      <w:hyperlink r:id="rId15">
         <w:r>
           <w:rPr>
             <w:lang w:val="zh_TW" w:bidi="zh_TW"/>
@@ -1677,7 +1742,7 @@
         </w:rPr>
         <w:t>在第2節中，約拿將一系列屬性歸於神。閱讀這本書的猶太讀者會認出這是神在西奈山與摩西交談時對自己所用的描述（見</w:t>
       </w:r>
-      <w:hyperlink r:id="rId14">
+      <w:hyperlink r:id="rId16">
         <w:r>
           <w:rPr>
             <w:lang w:val="zh_TW" w:bidi="zh_TW"/>
@@ -1816,7 +1881,7 @@
         </w:rPr>
         <w:t>有些譯本翻譯為「惡道」的希伯來文含義非常廣泛，其包括道德上的邪惡、物理上的邪惡以及所有不好的事物。神從不行道德上的邪惡。在第1節中，作者說約拿認為神憐憫並饒恕尼尼微人民的行為是邪惡的（和合本譯為：這事約拿大大不悅）。在第2節中，約拿描述神為「從邪惡中回心轉意（和合本譯為：後悔）」。在第6節中，約拿的情況和態度被描述為邪惡的（苦楚）。這發生在尼尼微人的行為在</w:t>
       </w:r>
-      <w:hyperlink r:id="rId15">
+      <w:hyperlink r:id="rId17">
         <w:r>
           <w:rPr>
             <w:lang w:val="zh_TW" w:bidi="zh_TW"/>
@@ -1834,7 +1899,7 @@
         </w:rPr>
         <w:t>、</w:t>
       </w:r>
-      <w:hyperlink r:id="rId16">
+      <w:hyperlink r:id="rId18">
         <w:r>
           <w:rPr>
             <w:lang w:val="zh_TW" w:bidi="zh_TW"/>
@@ -1852,7 +1917,7 @@
         </w:rPr>
         <w:t>和</w:t>
       </w:r>
-      <w:hyperlink r:id="rId17">
+      <w:hyperlink r:id="rId19">
         <w:r>
           <w:rPr>
             <w:lang w:val="zh_TW" w:bidi="zh_TW"/>
@@ -1870,7 +1935,7 @@
         </w:rPr>
         <w:t>中被描述為邪惡之後，以及水手在</w:t>
       </w:r>
-      <w:hyperlink r:id="rId18">
+      <w:hyperlink r:id="rId20">
         <w:r>
           <w:rPr>
             <w:lang w:val="zh_TW" w:bidi="zh_TW"/>

--- a/zht/docx/32.content.docx
+++ b/zht/docx/32.content.docx
@@ -141,13 +141,6 @@
         <w:rPr>
           <w:lang w:val="zh_TW" w:bidi="zh_TW"/>
         </w:rPr>
-      </w:r>
-      <w:r>
-        <w:rPr>
-          <w:i/>
-          <w:lang w:val="zh_TW" w:bidi="zh_TW"/>
-        </w:rPr>
-        <w:t>約拿書 - 導論, 約拿書 - 第一章簡介, 約拿書 - 第二章簡介, 約拿書 - 第三章簡介, 約拿書 - 第四章簡介</w:t>
       </w:r>
       <w:r>
         <w:rPr>

--- a/zht/docx/32.content.docx
+++ b/zht/docx/32.content.docx
@@ -128,19 +128,6 @@
           <w:lang w:val="zh_TW" w:bidi="zh_TW"/>
         </w:rPr>
         <w:t>JON</w:t>
-      </w:r>
-      <w:r>
-        <w:rPr>
-          <w:lang w:val="zh_TW" w:bidi="zh_TW"/>
-        </w:rPr>
-      </w:r>
-    </w:p>
-    <w:p>
-      <w:pPr/>
-      <w:r>
-        <w:rPr>
-          <w:lang w:val="zh_TW" w:bidi="zh_TW"/>
-        </w:rPr>
       </w:r>
       <w:r>
         <w:rPr>

--- a/zht/docx/32.content.docx
+++ b/zht/docx/32.content.docx
@@ -19,7 +19,7 @@
         <w:rPr>
           <w:lang w:val="zh_TW" w:bidi="zh_TW"/>
         </w:rPr>
-        <w:t>Resource: 翻譯筆記 (unfoldingWord)</w:t>
+        <w:t>Resource: unfoldingWord® Translation Notes</w:t>
       </w:r>
       <w:r>
         <w:rPr>
@@ -90,7 +90,7 @@
         <w:rPr>
           <w:lang w:val="zh_TW" w:bidi="zh_TW"/>
         </w:rPr>
-        <w:t>翻譯筆記 (unfoldingWord)</w:t>
+        <w:t>unfoldingWord® Translation Notes</w:t>
       </w:r>
     </w:p>
     <w:p>
